--- a/data/hw/PairwiseAlignment.docx
+++ b/data/hw/PairwiseAlignment.docx
@@ -41,7 +41,7 @@
           <w:rFonts w:ascii="Times New Roman" w:hAnsi="Times New Roman" w:cs="Times New Roman"/>
           <w:b/>
         </w:rPr>
-        <w:t>9</w:t>
+        <w:t>8</w:t>
       </w:r>
       <w:r>
         <w:rPr>
@@ -1913,7 +1913,6 @@
           <w:rFonts w:ascii="Times New Roman" w:hAnsi="Times New Roman" w:cs="Times New Roman"/>
           <w:color w:val="1A1A1A"/>
         </w:rPr>
-        <w:lastRenderedPageBreak/>
         <w:t xml:space="preserve">Fill in the bottom row of the table below to specify the score for each </w:t>
       </w:r>
       <w:r>
